--- a/تحضير-مراجعة-الوحدة-الثانية-٧-٢.docx
+++ b/تحضير-مراجعة-الوحدة-الثانية-٧-٢.docx
@@ -2122,7 +2122,7 @@
                 <w:color w:val="FF0000"/>
                 <w:rtl/>
               </w:rPr>
-              <w:t xml:space="preserve">موقع Wordwall التفاعلي</w:t>
+              <w:t xml:space="preserve">موقع Wordwall التفاعلي — نشاط «مظاهر حضارة بلاد الرافدين»</w:t>
             </w:r>
           </w:p>
         </w:tc>
@@ -2243,7 +2243,7 @@
                 <w:rtl/>
                 <w:lang w:bidi="ar-QA"/>
               </w:rPr>
-              <w:t xml:space="preserve">يفتح المعلم «وضع العرض» في منصة رحّالة على الشاشة الذكية، فتظهر بطاقة الافتتاح بخلفية الزقورة ونهرَي دجلة والفرات، ويعرض خطة الحصة: ثلاثة أنشطة إلكترونية ثم حل تدريبات الوحدة كاملة بالترتيب.</w:t>
+              <w:t xml:space="preserve">نشاط إلكتروني تفاعلي (Wordwall): «مظاهر حضارة بلاد الرافدين» يُعرض على الشاشة الذكية، يتشاور كل طالبين ثم يصعد أحدهما لينفّذ، والتصحيح ذاتي فوري.</w:t>
             </w:r>
           </w:p>
           <w:p>
@@ -2266,7 +2266,7 @@
                 <w:rtl/>
                 <w:lang w:bidi="ar-QA"/>
               </w:rPr>
-              <w:t xml:space="preserve">ويوضّح أن كل إجابة صحيحة تُرصد نجمةَ مشاركة تظهر مباشرة في لوحة الصدارة أمام الصف.</w:t>
+              <w:t xml:space="preserve">ثم يفتح المعلم «وضع العرض» في منصة رحّالة، فيعرض عنوان الحصة وخطتها، ويؤكد قاعدة اليوم: الإجابة تظهر على الشاشة أولاً ثم تُكتب في الكتاب — فلا يكتب الطالب إجابة خاطئة ثم يشطبها.</w:t>
             </w:r>
           </w:p>
         </w:tc>
@@ -2296,7 +2296,7 @@
                 <w:rtl/>
                 <w:lang w:bidi="ar-QA"/>
               </w:rPr>
-              <w:t xml:space="preserve">3د</w:t>
+              <w:t xml:space="preserve">6د</w:t>
             </w:r>
           </w:p>
         </w:tc>
@@ -2682,32 +2682,7 @@
                 <w:rtl/>
                 <w:lang w:bidi="ar-QA"/>
               </w:rPr>
-              <w:t xml:space="preserve">النشاط الثاني «السبب والنتيجة» – المطابقة (5 د): يطابق ستة أسباب بنتائجها — قوة الجيش النظامي، ضعف الملوك وكثرة الثورات، العنف وإهمال الاقتصاد، وفرة المياه وخصوبة التربة، توفّر المواد الأولية، الموقع والأمن والمواصلات. (يمهّد لثمانية فروع من التدريبات)</w:t>
-            </w:r>
-          </w:p>
-          <w:p>
-            <w:pPr>
-              <w:bidi/>
-              <w:spacing w:line="276" w:lineRule="auto"/>
-              <w:rPr>
-                <w:rFonts w:ascii="Sakkal Majalla" w:hAnsi="Sakkal Majalla" w:cs="Sakkal Majalla"/>
-                <w:b/>
-                <w:bCs/>
-                <w:color w:val="FF0000"/>
-                <w:rtl/>
-                <w:lang w:bidi="ar-QA"/>
-              </w:rPr>
-            </w:pPr>
-            <w:r>
-              <w:rPr>
-                <w:rFonts w:ascii="Sakkal Majalla" w:hAnsi="Sakkal Majalla" w:cs="Sakkal Majalla" w:hint="cs"/>
-                <w:b/>
-                <w:bCs/>
-                <w:color w:val="FF0000"/>
-                <w:rtl/>
-                <w:lang w:bidi="ar-QA"/>
-              </w:rPr>
-              <w:t xml:space="preserve">النشاط الثالث «صنِّف المظهر» – التصنيف في مجموعات (4 د): يصنّف عناصر الحضارة تحت مظاهرها الستة: سياسية واجتماعية ودينية واقتصادية وفكرية وفنية.</w:t>
+              <w:t xml:space="preserve">النشاط الثاني «السبب والنتيجة» – المطابقة (6 د): يطابق ستة أسباب بنتائجها — قوة الجيش النظامي، ضعف الملوك وكثرة الثورات، العنف وإهمال الاقتصاد، وفرة المياه وخصوبة التربة، توفّر المواد الأولية، الموقع والأمن والمواصلات. (يمهّد لثمانية فروع من التدريبات)</w:t>
             </w:r>
           </w:p>
           <w:p>
@@ -3017,7 +2992,7 @@
                 <w:rtl/>
                 <w:lang w:bidi="ar-QA"/>
               </w:rPr>
-              <w:t xml:space="preserve">13د</w:t>
+              <w:t xml:space="preserve">10د</w:t>
             </w:r>
           </w:p>
         </w:tc>
@@ -3209,7 +3184,32 @@
                 <w:rtl/>
                 <w:lang w:bidi="ar-QA"/>
               </w:rPr>
-              <w:t xml:space="preserve">يعرض المعلم كل فرع على شريحة مستقلة تحمل مرجعه واضحاً («ص 47 · السؤال الأول · فرع 1»)، فيكتب الطالب إجابته في كتابه، ثم يراجعها مع زميله، ثم يضغط المعلم «اكشف الإجابة» فتظهر الإجابة النموذجية مختصرة في سطر واحد.</w:t>
+              <w:t xml:space="preserve">مسار الحل (الإجابة قبل الكتابة): تظهر الشريحة حاملةً مرجعها واضحاً («ص 47 · السؤال الأول · فرع 1») ومعها الإجابة النموذجية مختصرة في سطر واحد، وتظهر إشارة «اكتبوا الإجابة الآن في كتبكم». يقرأ الطلاب الإجابة أولاً ثم يكتبونها، فلا تبقى في الكتاب إجابة خاطئة تُشطب أو تُحفظ على خطئها.</w:t>
+            </w:r>
+          </w:p>
+          <w:p>
+            <w:pPr>
+              <w:bidi/>
+              <w:spacing w:line="276" w:lineRule="auto"/>
+              <w:rPr>
+                <w:rFonts w:ascii="Sakkal Majalla" w:hAnsi="Sakkal Majalla" w:cs="Sakkal Majalla"/>
+                <w:b/>
+                <w:bCs/>
+                <w:color w:val="FF0000"/>
+                <w:rtl/>
+                <w:lang w:bidi="ar-QA"/>
+              </w:rPr>
+            </w:pPr>
+            <w:r>
+              <w:rPr>
+                <w:rFonts w:ascii="Sakkal Majalla" w:hAnsi="Sakkal Majalla" w:cs="Sakkal Majalla" w:hint="cs"/>
+                <w:b/>
+                <w:bCs/>
+                <w:color w:val="FF0000"/>
+                <w:rtl/>
+                <w:lang w:bidi="ar-QA"/>
+              </w:rPr>
+              <w:t xml:space="preserve">وللمعلم أن يخفي الإجابة بزر «أخفِ الإجابة» ليسأل الصف شفهياً أولاً، ثم يعيد إظهارها قبل الكتابة — بحسب مستوى الفرع.</w:t>
             </w:r>
           </w:p>
           <w:p>
@@ -3586,7 +3586,7 @@
                 <w:rtl/>
                 <w:lang w:bidi="ar-QA"/>
               </w:rPr>
-              <w:t xml:space="preserve">تُكشف الإجابة النموذجية عقب كل فرع، فيصحّح الطالب في كتابه مباشرة.</w:t>
+              <w:t xml:space="preserve">يتابع المعلم كتابة الطلاب فرعاً بفرع، ويتأكد أن كتاب كل طالب خرج بإجابات صحيحة كاملة.</w:t>
             </w:r>
           </w:p>
           <w:p>
@@ -3608,7 +3608,7 @@
                 <w:rtl/>
                 <w:lang w:bidi="ar-QA"/>
               </w:rPr>
-              <w:t xml:space="preserve">وتسجّل المنصة كل فرع أخطأ فيه الصف، فيطّلع المعلم على التقرير بعد الحصة ليحدد ما يحتاج إعادة شرح.</w:t>
+              <w:t xml:space="preserve">وتسجّل المنصة كل فرع تعثّر فيه الصف، فيطّلع المعلم على التقرير بعد الحصة ليحدد ما يحتاج إعادة شرح.</w:t>
             </w:r>
           </w:p>
         </w:tc>
